--- a/wbe-review/WBE_Review_References.docx
+++ b/wbe-review/WBE_Review_References.docx
@@ -91,6 +91,40 @@
       </w:r>
       <w:r>
         <w:t xml:space="preserve">(source-end excretion uncertainty, sampling/analytical uncertainty quantification, and censored-data comparison, respectively).</w:t>
+      </w:r>
+      <w:r>
+        <w:t xml:space="preserve"> </w:t>
+      </w:r>
+      <w:r>
+        <w:rPr>
+          <w:bCs/>
+          <w:b/>
+        </w:rPr>
+        <w:t xml:space="preserve">2026-07-13 consistency-check round:</w:t>
+      </w:r>
+      <w:r>
+        <w:t xml:space="preserve"> </w:t>
+      </w:r>
+      <w:r>
+        <w:t xml:space="preserve">[49] and [50] added, naming the two chemical-WBE Monte Carlo studies §8.7 had previously referenced without citation; Alhassan et al. [45]’s ambiguous</w:t>
+      </w:r>
+      <w:r>
+        <w:t xml:space="preserve"> </w:t>
+      </w:r>
+      <w:r>
+        <w:t xml:space="preserve">“</w:t>
+      </w:r>
+      <w:r>
+        <w:t xml:space="preserve">2025/2026</w:t>
+      </w:r>
+      <w:r>
+        <w:t xml:space="preserve">”</w:t>
+      </w:r>
+      <w:r>
+        <w:t xml:space="preserve"> </w:t>
+      </w:r>
+      <w:r>
+        <w:t xml:space="preserve">in-text year resolved to 2025 (matching its arXiv:2512.xxxxx submission date, December 2025), with the online-first/formal-publication distinction retained only in the verification table, not in-text.</w:t>
       </w:r>
     </w:p>
     <w:p>
@@ -2556,7 +2590,7 @@
         <w:t xml:space="preserve"> </w:t>
       </w:r>
       <w:r>
-        <w:t xml:space="preserve">⚠ Alhassan, F., Karami, H., Bleichrodt, A., Hyman, J. M., Fung, I. C. H., Luo, R., &amp; Chowell, G. (2025 or 2026, arXiv preprint). COVID-19 forecasting from U.S. wastewater surveillance data: A retrospective multi-model study (2022–2024).</w:t>
+        <w:t xml:space="preserve">⚠ Alhassan, F., Karami, H., Bleichrodt, A., Hyman, J. M., Fung, I. C. H., Luo, R., &amp; Chowell, G. (2025, arXiv preprint). COVID-19 forecasting from U.S. wastewater surveillance data: A retrospective multi-model study (2022–2024).</w:t>
       </w:r>
       <w:r>
         <w:t xml:space="preserve"> </w:t>
@@ -2713,6 +2747,221 @@
           <w:i/>
         </w:rPr>
         <w:t xml:space="preserve">Evidence type: primary WBE methodological/modelling study. Comparative evaluation of EM-based and MCMC-based approaches to nondetect/censored SARS-CoV-2 wastewater concentration data — cited in §8.11 as the primary evidence base for the censoring-method taxonomy (substitution vs. Tobit/censored-likelihood vs. multiple imputation vs. Bayesian censoring models) and its critique of ad hoc substitution methods.</w:t>
+      </w:r>
+    </w:p>
+    <w:p>
+      <w:pPr>
+        <w:pStyle w:val="BodyText"/>
+      </w:pPr>
+      <w:r>
+        <w:rPr>
+          <w:bCs/>
+          <w:b/>
+        </w:rPr>
+        <w:t xml:space="preserve">[49]</w:t>
+      </w:r>
+      <w:r>
+        <w:t xml:space="preserve"> </w:t>
+      </w:r>
+      <w:r>
+        <w:t xml:space="preserve">⚠ Pei, W., Zhan, Q.-X., Yan, Z.-Y., Ge, L.-K., Zhang, P., Wang, Z., &amp; Wang, D.-G. (2016). Using Monte Carlo simulation to assess uncertainty and variability of methamphetamine use and prevalence from wastewater analysis.</w:t>
+      </w:r>
+      <w:r>
+        <w:t xml:space="preserve"> </w:t>
+      </w:r>
+      <w:r>
+        <w:rPr>
+          <w:iCs/>
+          <w:i/>
+        </w:rPr>
+        <w:t xml:space="preserve">International Journal of Drug Policy</w:t>
+      </w:r>
+      <w:r>
+        <w:t xml:space="preserve">, 36, 1–7. DOI not independently confirmed this session.</w:t>
+      </w:r>
+      <w:r>
+        <w:t xml:space="preserve"> </w:t>
+      </w:r>
+      <w:r>
+        <w:rPr>
+          <w:iCs/>
+          <w:i/>
+        </w:rPr>
+        <w:t xml:space="preserve">Author list recurred consistently across 2 independent searches for the first 6 authors; the 7th/final author (</w:t>
+      </w:r>
+      <w:r>
+        <w:rPr>
+          <w:iCs/>
+          <w:i/>
+        </w:rPr>
+        <w:t xml:space="preserve">“</w:t>
+      </w:r>
+      <w:r>
+        <w:rPr>
+          <w:iCs/>
+          <w:i/>
+        </w:rPr>
+        <w:t xml:space="preserve">Wang, D.-G.</w:t>
+      </w:r>
+      <w:r>
+        <w:rPr>
+          <w:iCs/>
+          <w:i/>
+        </w:rPr>
+        <w:t xml:space="preserve">”</w:t>
+      </w:r>
+      <w:r>
+        <w:rPr>
+          <w:iCs/>
+          <w:i/>
+        </w:rPr>
+        <w:t xml:space="preserve"> </w:t>
+      </w:r>
+      <w:r>
+        <w:rPr>
+          <w:iCs/>
+          <w:i/>
+        </w:rPr>
+        <w:t xml:space="preserve">vs. simply</w:t>
+      </w:r>
+      <w:r>
+        <w:rPr>
+          <w:iCs/>
+          <w:i/>
+        </w:rPr>
+        <w:t xml:space="preserve"> </w:t>
+      </w:r>
+      <w:r>
+        <w:rPr>
+          <w:iCs/>
+          <w:i/>
+        </w:rPr>
+        <w:t xml:space="preserve">“</w:t>
+      </w:r>
+      <w:r>
+        <w:rPr>
+          <w:iCs/>
+          <w:i/>
+        </w:rPr>
+        <w:t xml:space="preserve">and others</w:t>
+      </w:r>
+      <w:r>
+        <w:rPr>
+          <w:iCs/>
+          <w:i/>
+        </w:rPr>
+        <w:t xml:space="preserve">”</w:t>
+      </w:r>
+      <w:r>
+        <w:rPr>
+          <w:iCs/>
+          <w:i/>
+        </w:rPr>
+        <w:t xml:space="preserve"> </w:t>
+      </w:r>
+      <w:r>
+        <w:rPr>
+          <w:iCs/>
+          <w:i/>
+        </w:rPr>
+        <w:t xml:space="preserve">in a second summary) is not fully confirmed — flagged accordingly. Evidence type: primary WBE methodological/modelling study (chemical target). Applied Monte Carlo resampling (n = 100,000) over input-parameter probability distributions to estimate methamphetamine consumption and 12-month use prevalence in Beijing — named this round in §8.7 to replace an earlier, unnamed reference to</w:t>
+      </w:r>
+      <w:r>
+        <w:rPr>
+          <w:iCs/>
+          <w:i/>
+        </w:rPr>
+        <w:t xml:space="preserve"> </w:t>
+      </w:r>
+      <w:r>
+        <w:rPr>
+          <w:iCs/>
+          <w:i/>
+        </w:rPr>
+        <w:t xml:space="preserve">“</w:t>
+      </w:r>
+      <w:r>
+        <w:rPr>
+          <w:iCs/>
+          <w:i/>
+        </w:rPr>
+        <w:t xml:space="preserve">a Beijing Monte Carlo study.</w:t>
+      </w:r>
+      <w:r>
+        <w:rPr>
+          <w:iCs/>
+          <w:i/>
+        </w:rPr>
+        <w:t xml:space="preserve">”</w:t>
+      </w:r>
+    </w:p>
+    <w:p>
+      <w:pPr>
+        <w:pStyle w:val="BodyText"/>
+      </w:pPr>
+      <w:r>
+        <w:rPr>
+          <w:bCs/>
+          <w:b/>
+        </w:rPr>
+        <w:t xml:space="preserve">[50]</w:t>
+      </w:r>
+      <w:r>
+        <w:t xml:space="preserve"> </w:t>
+      </w:r>
+      <w:r>
+        <w:t xml:space="preserve">Croft, T. L., Huffines, R. A., Pathak, M., &amp; Subedi, B. (2020). Prevalence of illicit and prescribed neuropsychiatric drugs in three communities in Kentucky using wastewater-based epidemiology and Monte Carlo simulation for the estimation of associated uncertainties.</w:t>
+      </w:r>
+      <w:r>
+        <w:t xml:space="preserve"> </w:t>
+      </w:r>
+      <w:r>
+        <w:rPr>
+          <w:iCs/>
+          <w:i/>
+        </w:rPr>
+        <w:t xml:space="preserve">Journal of Hazardous Materials</w:t>
+      </w:r>
+      <w:r>
+        <w:t xml:space="preserve">. PMID 31622847; volume/pages/DOI not independently confirmed this session.</w:t>
+      </w:r>
+      <w:r>
+        <w:t xml:space="preserve"> </w:t>
+      </w:r>
+      <w:r>
+        <w:rPr>
+          <w:iCs/>
+          <w:i/>
+        </w:rPr>
+        <w:t xml:space="preserve">Full 4-author list confirmed via PubMed record, resolving an earlier, conflicting search-engine summary that misattributed this paper’s journal and volume/page numbers to a different, similarly-titled 2016 Subedi-group publication — the PubMed-indexed record (Journal of Hazardous Materials, published online 2019, print 2020) takes precedence per this review’s standing practice. Evidence type: primary WBE methodological/modelling study (chemical target). First reported application of Monte Carlo uncertainty propagation to WBE prevalence estimation across three U.S. communities (2 urban, 1 rural), covering 10 illicit and 19 prescribed neuropsychiatric drugs — named this round in §8.7 to replace an earlier, unnamed reference to</w:t>
+      </w:r>
+      <w:r>
+        <w:rPr>
+          <w:iCs/>
+          <w:i/>
+        </w:rPr>
+        <w:t xml:space="preserve"> </w:t>
+      </w:r>
+      <w:r>
+        <w:rPr>
+          <w:iCs/>
+          <w:i/>
+        </w:rPr>
+        <w:t xml:space="preserve">“</w:t>
+      </w:r>
+      <w:r>
+        <w:rPr>
+          <w:iCs/>
+          <w:i/>
+        </w:rPr>
+        <w:t xml:space="preserve">a Kentucky Monte Carlo study.</w:t>
+      </w:r>
+      <w:r>
+        <w:rPr>
+          <w:iCs/>
+          <w:i/>
+        </w:rPr>
+        <w:t xml:space="preserve">”</w:t>
       </w:r>
     </w:p>
     <w:p>
@@ -3005,7 +3254,10 @@
     </w:p>
     <w:bookmarkEnd w:id="26"/>
     <w:bookmarkEnd w:id="27"/>
-    <w:sectPr/>
+    <w:sectPr>
+      <w:pgSz w:h="15840" w:w="12240"/>
+      <w:pgMar w:bottom="1008" w:left="864" w:right="864" w:top="1008"/>
+    </w:sectPr>
   </w:body>
 </w:document>
 </file>

--- a/wbe-review/WBE_Review_References.docx
+++ b/wbe-review/WBE_Review_References.docx
@@ -2,13 +2,13 @@
 <file path=word/document.xml><?xml version="1.0" encoding="utf-8"?>
 <w:document xmlns:w="http://schemas.openxmlformats.org/wordprocessingml/2006/main" xmlns:m="http://schemas.openxmlformats.org/officeDocument/2006/math" xmlns:r="http://schemas.openxmlformats.org/officeDocument/2006/relationships" xmlns:o="urn:schemas-microsoft-com:office:office" xmlns:v="urn:schemas-microsoft-com:vml" xmlns:w10="urn:schemas-microsoft-com:office:word" xmlns:a="http://schemas.openxmlformats.org/drawingml/2006/main" xmlns:pic="http://schemas.openxmlformats.org/drawingml/2006/picture" xmlns:wp="http://schemas.openxmlformats.org/drawingml/2006/wordprocessingDrawing">
   <w:body>
-    <w:bookmarkStart w:id="27" w:name="references-wbe-review-chapters-18"/>
+    <w:bookmarkStart w:id="28" w:name="references-wbe-review-chapters-19"/>
     <w:p>
       <w:pPr>
         <w:pStyle w:val="Heading1"/>
       </w:pPr>
       <w:r>
-        <w:t xml:space="preserve">References — WBE Review, Chapters 1–8</w:t>
+        <w:t xml:space="preserve">References — WBE Review, Chapters 1–9</w:t>
       </w:r>
     </w:p>
     <w:p>
@@ -125,6 +125,40 @@
       </w:r>
       <w:r>
         <w:t xml:space="preserve">in-text year resolved to 2025 (matching its arXiv:2512.xxxxx submission date, December 2025), with the online-first/formal-publication distinction retained only in the verification table, not in-text.</w:t>
+      </w:r>
+      <w:r>
+        <w:t xml:space="preserve"> </w:t>
+      </w:r>
+      <w:r>
+        <w:rPr>
+          <w:bCs/>
+          <w:b/>
+        </w:rPr>
+        <w:t xml:space="preserve">References [51]–[59] added with Chapter 9</w:t>
+      </w:r>
+      <w:r>
+        <w:t xml:space="preserve"> </w:t>
+      </w:r>
+      <w:r>
+        <w:t xml:space="preserve">(public-health integration and decision-making): health equity, group privacy, sewer-connectivity equity, early-warning/alert-threshold methodology, multi-source data fusion, and the ECDC institutional integration framework. Two of these ([56], [57]) are preprints whose author lists could not be independently corroborated beyond a single search result — a step below this review’s usual</w:t>
+      </w:r>
+      <w:r>
+        <w:t xml:space="preserve"> </w:t>
+      </w:r>
+      <w:r>
+        <w:t xml:space="preserve">“</w:t>
+      </w:r>
+      <w:r>
+        <w:t xml:space="preserve">et al., truncated</w:t>
+      </w:r>
+      <w:r>
+        <w:t xml:space="preserve">”</w:t>
+      </w:r>
+      <w:r>
+        <w:t xml:space="preserve"> </w:t>
+      </w:r>
+      <w:r>
+        <w:t xml:space="preserve">flag — and are marked accordingly rather than smoothed over.</w:t>
       </w:r>
     </w:p>
     <w:p>
@@ -2972,7 +3006,584 @@
       </w:r>
     </w:p>
     <w:bookmarkEnd w:id="24"/>
-    <w:bookmarkStart w:id="25" w:name="Xa99ad1b407a5421cd2f2fadefc9d5bfacbfc062"/>
+    <w:bookmarkStart w:id="25" w:name="X94e8d36e82b86089c3ec656643ffdb80084ec49"/>
+    <w:p>
+      <w:pPr>
+        <w:pStyle w:val="Heading2"/>
+      </w:pPr>
+      <w:r>
+        <w:t xml:space="preserve">New references for Chapter 9 (public-health integration and decision-making, 2026-07-14)</w:t>
+      </w:r>
+    </w:p>
+    <w:p>
+      <w:pPr>
+        <w:pStyle w:val="FirstParagraph"/>
+      </w:pPr>
+      <w:r>
+        <w:rPr>
+          <w:bCs/>
+          <w:b/>
+        </w:rPr>
+        <w:t xml:space="preserve">[51]</w:t>
+      </w:r>
+      <w:r>
+        <w:t xml:space="preserve"> </w:t>
+      </w:r>
+      <w:r>
+        <w:t xml:space="preserve">Moallef, S., Balasubramanian, R., Krieger, N., Tabb, L. P., Chen, J. T., Hanage, W. P., Bassett, M. T., &amp; Cowger, T. L. (2025). Advancing health equity in wastewater-based epidemiology: A global critical review and conceptual framework.</w:t>
+      </w:r>
+      <w:r>
+        <w:t xml:space="preserve"> </w:t>
+      </w:r>
+      <w:r>
+        <w:rPr>
+          <w:iCs/>
+          <w:i/>
+        </w:rPr>
+        <w:t xml:space="preserve">SSM - Population Health</w:t>
+      </w:r>
+      <w:r>
+        <w:t xml:space="preserve"> </w:t>
+      </w:r>
+      <w:r>
+        <w:t xml:space="preserve">[volume/pages not independently confirmed this session]. https://doi.org/10.1016/j.ssmph.2025.101786. PMID 40248458.</w:t>
+      </w:r>
+      <w:r>
+        <w:t xml:space="preserve"> </w:t>
+      </w:r>
+      <w:r>
+        <w:rPr>
+          <w:iCs/>
+          <w:i/>
+        </w:rPr>
+        <w:t xml:space="preserve">Evidence type: systematic/critical review with a proposed conceptual framework, not a primary validation study. Full 8-author list confirmed via search. Critical review of published PubMed literature at the intersection of WBE and health equity; of 145 full-text-screened articles, 68 were identified with explicit health-equity considerations (count pending full-text confirmation), organized into a 5-consideration conceptual framework (global access inequities, harm/stigma prevention, community engagement, among others) — cited in §9.6 for this framework and its cited example of upstream re-identification of a single residence from a SARS-CoV-2 wastewater detection.</w:t>
+      </w:r>
+    </w:p>
+    <w:p>
+      <w:pPr>
+        <w:pStyle w:val="BodyText"/>
+      </w:pPr>
+      <w:r>
+        <w:rPr>
+          <w:bCs/>
+          <w:b/>
+        </w:rPr>
+        <w:t xml:space="preserve">[52]</w:t>
+      </w:r>
+      <w:r>
+        <w:t xml:space="preserve"> </w:t>
+      </w:r>
+      <w:r>
+        <w:t xml:space="preserve">Yu, Q., Olesen, S. W., Duvallet, C., &amp; Grad, Y. H. (2024). Assessment of sewer connectivity in the United States and its implications for equity in wastewater-based epidemiology.</w:t>
+      </w:r>
+      <w:r>
+        <w:t xml:space="preserve"> </w:t>
+      </w:r>
+      <w:r>
+        <w:rPr>
+          <w:iCs/>
+          <w:i/>
+        </w:rPr>
+        <w:t xml:space="preserve">PLOS Global Public Health</w:t>
+      </w:r>
+      <w:r>
+        <w:t xml:space="preserve">, 4(4), e0003039. https://doi.org/10.1371/journal.pgph.0003039. PMID 38630670.</w:t>
+      </w:r>
+      <w:r>
+        <w:t xml:space="preserve"> </w:t>
+      </w:r>
+      <w:r>
+        <w:rPr>
+          <w:iCs/>
+          <w:i/>
+        </w:rPr>
+        <w:t xml:space="preserve">Evidence type: primary field/data-analysis study. Full 4-author list confirmed. Finds sewer connectivity is not randomly distributed across the U.S. population, with documented gaps including the Navajo Nation, parts of Alaska, and other under-served geographies, and demographic associations (e.g., American Indian/Alaska Native household heads) — cited in §9.5–9.6 for the structural, non-technical coverage-gap argument. The specific ~80%-national-connectivity figure and detailed demographic-association statistics are pending full-text confirmation; the qualitative</w:t>
+      </w:r>
+      <w:r>
+        <w:rPr>
+          <w:iCs/>
+          <w:i/>
+        </w:rPr>
+        <w:t xml:space="preserve"> </w:t>
+      </w:r>
+      <w:r>
+        <w:rPr>
+          <w:iCs/>
+          <w:i/>
+        </w:rPr>
+        <w:t xml:space="preserve">“</w:t>
+      </w:r>
+      <w:r>
+        <w:rPr>
+          <w:iCs/>
+          <w:i/>
+        </w:rPr>
+        <w:t xml:space="preserve">systematically, not randomly, distributed</w:t>
+      </w:r>
+      <w:r>
+        <w:rPr>
+          <w:iCs/>
+          <w:i/>
+        </w:rPr>
+        <w:t xml:space="preserve">”</w:t>
+      </w:r>
+      <w:r>
+        <w:rPr>
+          <w:iCs/>
+          <w:i/>
+        </w:rPr>
+        <w:t xml:space="preserve"> </w:t>
+      </w:r>
+      <w:r>
+        <w:rPr>
+          <w:iCs/>
+          <w:i/>
+        </w:rPr>
+        <w:t xml:space="preserve">finding is the claim actually relied upon in the main text.</w:t>
+      </w:r>
+    </w:p>
+    <w:p>
+      <w:pPr>
+        <w:pStyle w:val="BodyText"/>
+      </w:pPr>
+      <w:r>
+        <w:rPr>
+          <w:bCs/>
+          <w:b/>
+        </w:rPr>
+        <w:t xml:space="preserve">[53]</w:t>
+      </w:r>
+      <w:r>
+        <w:t xml:space="preserve"> </w:t>
+      </w:r>
+      <w:r>
+        <w:t xml:space="preserve">⚠ Thompson, J. R., et al. [full author list beyond the lead author not independently confirmed this session]. (2024). Balancing public health and group privacy: Ethics, rights, and obligations for wastewater surveillance systems.</w:t>
+      </w:r>
+      <w:r>
+        <w:t xml:space="preserve"> </w:t>
+      </w:r>
+      <w:r>
+        <w:rPr>
+          <w:iCs/>
+          <w:i/>
+        </w:rPr>
+        <w:t xml:space="preserve">Water Research</w:t>
+      </w:r>
+      <w:r>
+        <w:t xml:space="preserve">, 258, 121756. PMID 38781624. DOI not independently confirmed this session (ScienceDirect ID S0043135424006572).</w:t>
+      </w:r>
+      <w:r>
+        <w:t xml:space="preserve"> </w:t>
+      </w:r>
+      <w:r>
+        <w:rPr>
+          <w:iCs/>
+          <w:i/>
+        </w:rPr>
+        <w:t xml:space="preserve">Evidence type: conceptual/policy-analysis article. Proposes grounding wastewater-surveillance governance in enforceable legal/contractual</w:t>
+      </w:r>
+      <w:r>
+        <w:rPr>
+          <w:iCs/>
+          <w:i/>
+        </w:rPr>
+        <w:t xml:space="preserve"> </w:t>
+      </w:r>
+      <w:r>
+        <w:rPr>
+          <w:iCs/>
+          <w:i/>
+        </w:rPr>
+        <w:t xml:space="preserve">“</w:t>
+      </w:r>
+      <w:r>
+        <w:rPr>
+          <w:iCs/>
+          <w:i/>
+        </w:rPr>
+        <w:t xml:space="preserve">obligations</w:t>
+      </w:r>
+      <w:r>
+        <w:rPr>
+          <w:iCs/>
+          <w:i/>
+        </w:rPr>
+        <w:t xml:space="preserve">”</w:t>
+      </w:r>
+      <w:r>
+        <w:rPr>
+          <w:iCs/>
+          <w:i/>
+        </w:rPr>
+        <w:t xml:space="preserve"> </w:t>
+      </w:r>
+      <w:r>
+        <w:rPr>
+          <w:iCs/>
+          <w:i/>
+        </w:rPr>
+        <w:t xml:space="preserve">rather than aspirational ethics- or rights-based frameworks alone — cited in §9.6 for this governance argument.</w:t>
+      </w:r>
+    </w:p>
+    <w:p>
+      <w:pPr>
+        <w:pStyle w:val="BodyText"/>
+      </w:pPr>
+      <w:r>
+        <w:rPr>
+          <w:bCs/>
+          <w:b/>
+        </w:rPr>
+        <w:t xml:space="preserve">[54]</w:t>
+      </w:r>
+      <w:r>
+        <w:t xml:space="preserve"> </w:t>
+      </w:r>
+      <w:r>
+        <w:t xml:space="preserve">⚠ Kwiatkowska, R., Ruhaak, A., Kasprzyk-Hordern, B., Hassard, F., Lundy, L., Di Cesare, M., Hickman, M., &amp; Singer, A. (2022). Wastewater-based epidemiology and group privacy: The elephant in the sewer?</w:t>
+      </w:r>
+      <w:r>
+        <w:t xml:space="preserve"> </w:t>
+      </w:r>
+      <w:r>
+        <w:rPr>
+          <w:iCs/>
+          <w:i/>
+        </w:rPr>
+        <w:t xml:space="preserve">[Publication venue not independently confirmed this session — search results describe this variously as a conference proceeding and a preprint associated with an OSF-hosted</w:t>
+      </w:r>
+      <w:r>
+        <w:rPr>
+          <w:iCs/>
+          <w:i/>
+        </w:rPr>
+        <w:t xml:space="preserve"> </w:t>
+      </w:r>
+      <w:r>
+        <w:rPr>
+          <w:iCs/>
+          <w:i/>
+        </w:rPr>
+        <w:t xml:space="preserve">“</w:t>
+      </w:r>
+      <w:r>
+        <w:rPr>
+          <w:iCs/>
+          <w:i/>
+        </w:rPr>
+        <w:t xml:space="preserve">Wastewater-based epidemiology: ethics and governance</w:t>
+      </w:r>
+      <w:r>
+        <w:rPr>
+          <w:iCs/>
+          <w:i/>
+        </w:rPr>
+        <w:t xml:space="preserve">”</w:t>
+      </w:r>
+      <w:r>
+        <w:rPr>
+          <w:iCs/>
+          <w:i/>
+        </w:rPr>
+        <w:t xml:space="preserve"> </w:t>
+      </w:r>
+      <w:r>
+        <w:rPr>
+          <w:iCs/>
+          <w:i/>
+        </w:rPr>
+        <w:t xml:space="preserve">project; treat as a lower-confidence citation on venue/evidence-type grounds independent of its content]</w:t>
+      </w:r>
+      <w:r>
+        <w:t xml:space="preserve">.</w:t>
+      </w:r>
+      <w:r>
+        <w:t xml:space="preserve"> </w:t>
+      </w:r>
+      <w:r>
+        <w:rPr>
+          <w:iCs/>
+          <w:i/>
+        </w:rPr>
+        <w:t xml:space="preserve">Evidence type: conceptual/ethics discussion, peer-review status unconfirmed. Full 8-author list found via search, but not cross-checked against a second independent source. Argues group-level privacy and stigmatization risk (e.g., a defined population being portrayed as</w:t>
+      </w:r>
+      <w:r>
+        <w:rPr>
+          <w:iCs/>
+          <w:i/>
+        </w:rPr>
+        <w:t xml:space="preserve"> </w:t>
+      </w:r>
+      <w:r>
+        <w:rPr>
+          <w:iCs/>
+          <w:i/>
+        </w:rPr>
+        <w:t xml:space="preserve">“</w:t>
+      </w:r>
+      <w:r>
+        <w:rPr>
+          <w:iCs/>
+          <w:i/>
+        </w:rPr>
+        <w:t xml:space="preserve">diseased</w:t>
+      </w:r>
+      <w:r>
+        <w:rPr>
+          <w:iCs/>
+          <w:i/>
+        </w:rPr>
+        <w:t xml:space="preserve">”</w:t>
+      </w:r>
+      <w:r>
+        <w:rPr>
+          <w:iCs/>
+          <w:i/>
+        </w:rPr>
+        <w:t xml:space="preserve">) is a distinct harm from individual re-identification risk and is comparatively under-addressed by individual-privacy-focused frameworks — cited in §9.6 for this group/individual distinction.</w:t>
+      </w:r>
+    </w:p>
+    <w:p>
+      <w:pPr>
+        <w:pStyle w:val="BodyText"/>
+      </w:pPr>
+      <w:r>
+        <w:rPr>
+          <w:bCs/>
+          <w:b/>
+        </w:rPr>
+        <w:t xml:space="preserve">[55]</w:t>
+      </w:r>
+      <w:r>
+        <w:t xml:space="preserve"> </w:t>
+      </w:r>
+      <w:r>
+        <w:t xml:space="preserve">Assoum, M., Lau, C. L., Thai, P. K., Ahmed, W., Mueller, J. F., Thomas, K. V., Choi, P. M., Jackson, G., &amp; Selvey, L. A. (2023). Wastewater surveillance can function as an early warning system for COVID-19 in low-incidence settings.</w:t>
+      </w:r>
+      <w:r>
+        <w:t xml:space="preserve"> </w:t>
+      </w:r>
+      <w:r>
+        <w:rPr>
+          <w:iCs/>
+          <w:i/>
+        </w:rPr>
+        <w:t xml:space="preserve">Tropical Medicine and Infectious Disease</w:t>
+      </w:r>
+      <w:r>
+        <w:t xml:space="preserve">, 8(4), 211. https://doi.org/10.3390/tropicalmed8040211.</w:t>
+      </w:r>
+      <w:r>
+        <w:t xml:space="preserve"> </w:t>
+      </w:r>
+      <w:r>
+        <w:rPr>
+          <w:iCs/>
+          <w:i/>
+        </w:rPr>
+        <w:t xml:space="preserve">Evidence type: primary field study. Full 9-author list confirmed. Cited in §9.1–9.2 as an example distinguishing early-warning/anomaly-detection use from trend monitoring and absolute-magnitude estimation; specific quantitative findings (e.g., lead time, detection sensitivity) not asserted in the main text pending full-text confirmation.</w:t>
+      </w:r>
+    </w:p>
+    <w:p>
+      <w:pPr>
+        <w:pStyle w:val="BodyText"/>
+      </w:pPr>
+      <w:r>
+        <w:rPr>
+          <w:bCs/>
+          <w:b/>
+        </w:rPr>
+        <w:t xml:space="preserve">[56]</w:t>
+      </w:r>
+      <w:r>
+        <w:t xml:space="preserve"> </w:t>
+      </w:r>
+      <w:r>
+        <w:t xml:space="preserve">⚠⚠ Demir, T., et al. [author list beyond the lead author corroborated by only a single, non-independently-repeated search result — see note below]. (2026, medRxiv preprint). A transparent EWMA-based early-warning index for RSV and influenza A from WastewaterSCAN wastewater signals, benchmarked against CDC laboratory surveillance.</w:t>
+      </w:r>
+      <w:r>
+        <w:t xml:space="preserve"> </w:t>
+      </w:r>
+      <w:r>
+        <w:rPr>
+          <w:iCs/>
+          <w:i/>
+        </w:rPr>
+        <w:t xml:space="preserve">medRxiv</w:t>
+      </w:r>
+      <w:r>
+        <w:t xml:space="preserve"> </w:t>
+      </w:r>
+      <w:r>
+        <w:t xml:space="preserve">2026.01.20.26344452. https://www.medrxiv.org/content/10.64898/2026.01.20.26344452v1.full.</w:t>
+      </w:r>
+      <w:r>
+        <w:t xml:space="preserve"> </w:t>
+      </w:r>
+      <w:r>
+        <w:rPr>
+          <w:iCs/>
+          <w:i/>
+        </w:rPr>
+        <w:t xml:space="preserve">Non-peer-reviewed preprint. Evidence type: primary methodological study (statistical process control / early-warning method). Only the lead author’s affiliation (Ankara University, via a contact email surfaced in search results) is corroborated; a co-author name that appeared in one synthesized search result was not independently confirmed by any second source and is treated as unconfirmed rather than reported as fact — see the verification table and §9.9. Proposes an EWMA-based, variance-stabilized, site-normalized early-warning index prioritizing transparency/auditability over forecasting complexity — cited in §9.1–9.2 for this design philosophy and as a contrast case to [57]’s more formal event-detection framework.</w:t>
+      </w:r>
+    </w:p>
+    <w:p>
+      <w:pPr>
+        <w:pStyle w:val="BodyText"/>
+      </w:pPr>
+      <w:r>
+        <w:rPr>
+          <w:bCs/>
+          <w:b/>
+        </w:rPr>
+        <w:t xml:space="preserve">[57]</w:t>
+      </w:r>
+      <w:r>
+        <w:t xml:space="preserve"> </w:t>
+      </w:r>
+      <w:r>
+        <w:t xml:space="preserve">⚠ Link, N. B., Garrido, R., et al. [full author list beyond the two named authors not independently confirmed this session]. (2026, medRxiv preprint). Wastewater surveillance as an event detection system: Outbreak and peak detection of SARS-CoV-2 across 281 U.S. counties.</w:t>
+      </w:r>
+      <w:r>
+        <w:t xml:space="preserve"> </w:t>
+      </w:r>
+      <w:r>
+        <w:rPr>
+          <w:iCs/>
+          <w:i/>
+        </w:rPr>
+        <w:t xml:space="preserve">medRxiv</w:t>
+      </w:r>
+      <w:r>
+        <w:t xml:space="preserve"> </w:t>
+      </w:r>
+      <w:r>
+        <w:t xml:space="preserve">2026.05.14.26353186. https://www.medrxiv.org/content/10.64898/2026.05.14.26353186v1.full.</w:t>
+      </w:r>
+      <w:r>
+        <w:t xml:space="preserve"> </w:t>
+      </w:r>
+      <w:r>
+        <w:rPr>
+          <w:iCs/>
+          <w:i/>
+        </w:rPr>
+        <w:t xml:space="preserve">Non-peer-reviewed preprint (Network Science Institute, Northeastern University). Evidence type: primary methodological/modelling study. Classification-based event-detection framework (Bayesian exponential-growth model for outbreak detection; rule-based peak detection) evaluated on 281 U.S. counties’ wastewater SARS-CoV-2 data, reporting sensitivity 0.82/PPV 0.64 for the wastewater-based approach versus 0.58/0.19 for the best-performing</w:t>
+      </w:r>
+      <w:r>
+        <w:rPr>
+          <w:iCs/>
+          <w:i/>
+        </w:rPr>
+        <w:t xml:space="preserve"> </w:t>
+      </w:r>
+      <m:oMath>
+        <m:sSub>
+          <m:e>
+            <m:r>
+              <m:t>R</m:t>
+            </m:r>
+          </m:e>
+          <m:sub>
+            <m:r>
+              <m:t>t</m:t>
+            </m:r>
+          </m:sub>
+        </m:sSub>
+      </m:oMath>
+      <w:r>
+        <w:rPr>
+          <w:iCs/>
+          <w:i/>
+        </w:rPr>
+        <w:t xml:space="preserve">-based clinical-data baseline. Cited in §9.2 for this comparison; per §9.2’s own argument, these figures are treated as pending full-text verification AND as not yet established to transfer to a different deployment context, since they characterize one model fit to one evidence base, not a universal detection-performance property.</w:t>
+      </w:r>
+    </w:p>
+    <w:p>
+      <w:pPr>
+        <w:pStyle w:val="BodyText"/>
+      </w:pPr>
+      <w:r>
+        <w:rPr>
+          <w:bCs/>
+          <w:b/>
+        </w:rPr>
+        <w:t xml:space="preserve">[58]</w:t>
+      </w:r>
+      <w:r>
+        <w:t xml:space="preserve"> </w:t>
+      </w:r>
+      <w:r>
+        <w:t xml:space="preserve">Zhang, X., Lei, Z., Wang, Q., Wang, R., Luo, J., Jin, E., Wei, S., &amp; Wang, Q. (2025). Comparative performance of wastewater, clinical, and digital surveillance indicators for COVID-19 monitoring in routine practice: Retrospective observational study.</w:t>
+      </w:r>
+      <w:r>
+        <w:t xml:space="preserve"> </w:t>
+      </w:r>
+      <w:r>
+        <w:rPr>
+          <w:iCs/>
+          <w:i/>
+        </w:rPr>
+        <w:t xml:space="preserve">Journal of Medical Internet Research</w:t>
+      </w:r>
+      <w:r>
+        <w:t xml:space="preserve">, 27, e70232. https://doi.org/10.2196/70232.</w:t>
+      </w:r>
+      <w:r>
+        <w:t xml:space="preserve"> </w:t>
+      </w:r>
+      <w:r>
+        <w:rPr>
+          <w:iCs/>
+          <w:i/>
+        </w:rPr>
+        <w:t xml:space="preserve">Evidence type: primary field/data-integration study. Full 8-author list confirmed. Integrates hospital, wastewater, meteorological, and internet-search-query data into a shared daily time series for a southern Chinese city (April 2023–June 2024), reporting that a substantial subset of the fused variables correlated significantly with reported case counts under lagged cross-correlation and distributed-lag nonlinear modeling — cited in §9.3 as this review’s clearest example of a genuine 4-system data-fusion study, including a weather/meteorological component. Specific correlation magnitudes and per-system lead/lag figures are pending full-text confirmation.</w:t>
+      </w:r>
+    </w:p>
+    <w:p>
+      <w:pPr>
+        <w:pStyle w:val="BodyText"/>
+      </w:pPr>
+      <w:r>
+        <w:rPr>
+          <w:bCs/>
+          <w:b/>
+        </w:rPr>
+        <w:t xml:space="preserve">[59]</w:t>
+      </w:r>
+      <w:r>
+        <w:t xml:space="preserve"> </w:t>
+      </w:r>
+      <w:r>
+        <w:t xml:space="preserve">European Centre for Disease Prevention and Control (ECDC). (2025).</w:t>
+      </w:r>
+      <w:r>
+        <w:t xml:space="preserve"> </w:t>
+      </w:r>
+      <w:r>
+        <w:rPr>
+          <w:iCs/>
+          <w:i/>
+        </w:rPr>
+        <w:t xml:space="preserve">ECDC framework to guide the integration of wastewater-based surveillance into infectious disease surveillance at the EU/EEA level</w:t>
+      </w:r>
+      <w:r>
+        <w:t xml:space="preserve">. Stockholm: ECDC. ISBN 978-92-9498-850-8. https://doi.org/10.2900/6843735. https://www.ecdc.europa.eu/sites/default/files/documents/wastewater-based-surveillance-framework.pdf.</w:t>
+      </w:r>
+      <w:r>
+        <w:t xml:space="preserve"> </w:t>
+      </w:r>
+      <w:r>
+        <w:rPr>
+          <w:iCs/>
+          <w:i/>
+        </w:rPr>
+        <w:t xml:space="preserve">Journal/venue: N/A (institutional primary source, organizational author — no individual authors identified, consistent with WHO [14]/[15] and NASEM [11]). Cited in §9.8 as the EU/EEA-specific institutional framework for wastewater-surveillance integration into public health decision-making, alongside [14]/[15] (WHO, global) and [11] (NASEM, U.S.).</w:t>
+      </w:r>
+    </w:p>
+    <w:bookmarkEnd w:id="25"/>
+    <w:bookmarkStart w:id="26" w:name="Xa99ad1b407a5421cd2f2fadefc9d5bfacbfc062"/>
     <w:p>
       <w:pPr>
         <w:pStyle w:val="Heading2"/>
@@ -3037,8 +3648,8 @@
         <w:t xml:space="preserve">This is now the single highest-priority item to resolve with database access, since §5 is exactly the chapter it would inform, and its absence is a real gap in the sampling/analytical evidence base as currently drafted, not just a hypothetical future one.</w:t>
       </w:r>
     </w:p>
-    <w:bookmarkEnd w:id="25"/>
-    <w:bookmarkStart w:id="26" w:name="Xb48db8880eed192e1e3f30d0e1ddcaf68ce1666"/>
+    <w:bookmarkEnd w:id="26"/>
+    <w:bookmarkStart w:id="27" w:name="Xb48db8880eed192e1e3f30d0e1ddcaf68ce1666"/>
     <w:p>
       <w:pPr>
         <w:pStyle w:val="Heading2"/>
@@ -3249,11 +3860,46 @@
         <w:pStyle w:val="Compact"/>
       </w:pPr>
       <w:r>
+        <w:rPr>
+          <w:strike/>
+        </w:rPr>
         <w:t xml:space="preserve">PMC12005304 — wastewater-based epidemiology health equity (relevant to §9, public health integration/equity)</w:t>
       </w:r>
-    </w:p>
-    <w:bookmarkEnd w:id="26"/>
+      <w:r>
+        <w:t xml:space="preserve"> </w:t>
+      </w:r>
+      <w:r>
+        <w:t xml:space="preserve">—</w:t>
+      </w:r>
+      <w:r>
+        <w:t xml:space="preserve"> </w:t>
+      </w:r>
+      <w:r>
+        <w:rPr>
+          <w:bCs/>
+          <w:b/>
+        </w:rPr>
+        <w:t xml:space="preserve">RESOLVED 2026-07-14</w:t>
+      </w:r>
+      <w:r>
+        <w:t xml:space="preserve">: identified and cited as [51] Moallef, Balasubramanian, Krieger, Tabb, Chen, Hanage, Bassett, &amp; Cowger (2025),</w:t>
+      </w:r>
+      <w:r>
+        <w:t xml:space="preserve"> </w:t>
+      </w:r>
+      <w:r>
+        <w:rPr>
+          <w:iCs/>
+          <w:i/>
+        </w:rPr>
+        <w:t xml:space="preserve">SSM - Population Health</w:t>
+      </w:r>
+      <w:r>
+        <w:t xml:space="preserve">. Cited in §9.6.</w:t>
+      </w:r>
+    </w:p>
     <w:bookmarkEnd w:id="27"/>
+    <w:bookmarkEnd w:id="28"/>
     <w:sectPr>
       <w:pgSz w:h="15840" w:w="12240"/>
       <w:pgMar w:bottom="1008" w:left="864" w:right="864" w:top="1008"/>

--- a/wbe-review/WBE_Review_References.docx
+++ b/wbe-review/WBE_Review_References.docx
@@ -2,13 +2,13 @@
 <file path=word/document.xml><?xml version="1.0" encoding="utf-8"?>
 <w:document xmlns:w="http://schemas.openxmlformats.org/wordprocessingml/2006/main" xmlns:m="http://schemas.openxmlformats.org/officeDocument/2006/math" xmlns:r="http://schemas.openxmlformats.org/officeDocument/2006/relationships" xmlns:o="urn:schemas-microsoft-com:office:office" xmlns:v="urn:schemas-microsoft-com:vml" xmlns:w10="urn:schemas-microsoft-com:office:word" xmlns:a="http://schemas.openxmlformats.org/drawingml/2006/main" xmlns:pic="http://schemas.openxmlformats.org/drawingml/2006/picture" xmlns:wp="http://schemas.openxmlformats.org/drawingml/2006/wordprocessingDrawing">
   <w:body>
-    <w:bookmarkStart w:id="28" w:name="references-wbe-review-chapters-19"/>
+    <w:bookmarkStart w:id="29" w:name="references-wbe-review-chapters-110"/>
     <w:p>
       <w:pPr>
         <w:pStyle w:val="Heading1"/>
       </w:pPr>
       <w:r>
-        <w:t xml:space="preserve">References — WBE Review, Chapters 1–9</w:t>
+        <w:t xml:space="preserve">References — WBE Review, Chapters 1–10</w:t>
       </w:r>
     </w:p>
     <w:p>
@@ -25,7 +25,7 @@
         <w:rPr>
           <w:rStyle w:val="VerbatimChar"/>
         </w:rPr>
-        <w:t xml:space="preserve">WBE_Review_Ch1-8.md</w:t>
+        <w:t xml:space="preserve">WBE_Review_Ch1-10.md</w:t>
       </w:r>
       <w:r>
         <w:t xml:space="preserve">. Alphabetical order; reference numbers here match the numbering used in</w:t>
@@ -140,25 +140,67 @@
         <w:t xml:space="preserve"> </w:t>
       </w:r>
       <w:r>
-        <w:t xml:space="preserve">(public-health integration and decision-making): health equity, group privacy, sewer-connectivity equity, early-warning/alert-threshold methodology, multi-source data fusion, and the ECDC institutional integration framework. Two of these ([56], [57]) are preprints whose author lists could not be independently corroborated beyond a single search result — a step below this review’s usual</w:t>
-      </w:r>
-      <w:r>
-        <w:t xml:space="preserve"> </w:t>
-      </w:r>
-      <w:r>
-        <w:t xml:space="preserve">“</w:t>
-      </w:r>
-      <w:r>
-        <w:t xml:space="preserve">et al., truncated</w:t>
-      </w:r>
-      <w:r>
-        <w:t xml:space="preserve">”</w:t>
-      </w:r>
-      <w:r>
-        <w:t xml:space="preserve"> </w:t>
-      </w:r>
-      <w:r>
-        <w:t xml:space="preserve">flag — and are marked accordingly rather than smoothed over.</w:t>
+        <w:t xml:space="preserve">(public-health integration and decision-making): health equity, group privacy, sewer-connectivity equity, early-warning/alert-threshold methodology, multi-source data fusion, and the ECDC institutional integration framework.</w:t>
+      </w:r>
+      <w:r>
+        <w:t xml:space="preserve"> </w:t>
+      </w:r>
+      <w:r>
+        <w:rPr>
+          <w:bCs/>
+          <w:b/>
+        </w:rPr>
+        <w:t xml:space="preserve">2026-07-18 Chapter 9 consistency-audit round:</w:t>
+      </w:r>
+      <w:r>
+        <w:t xml:space="preserve"> </w:t>
+      </w:r>
+      <w:r>
+        <w:t xml:space="preserve">[56] and [57] were re-searched. [56]’s co-authorship remained corroborated by only a single, non-independently-repeated search result — below this review’s minimum citation bar — and it is now marked</w:t>
+      </w:r>
+      <w:r>
+        <w:t xml:space="preserve"> </w:t>
+      </w:r>
+      <w:r>
+        <w:rPr>
+          <w:bCs/>
+          <w:b/>
+        </w:rPr>
+        <w:t xml:space="preserve">WITHDRAWN, do not cite</w:t>
+      </w:r>
+      <w:r>
+        <w:t xml:space="preserve">, removed from Chapter 9’s confident in-text citations and from Table 7. [57]’s two named authors were independently corroborated across two separate search results this round, meeting this review’s ordinary citation bar, and it remains actively cited.</w:t>
+      </w:r>
+      <w:r>
+        <w:t xml:space="preserve"> </w:t>
+      </w:r>
+      <w:r>
+        <w:rPr>
+          <w:bCs/>
+          <w:b/>
+        </w:rPr>
+        <w:t xml:space="preserve">References [60]–[67] added the same round with Chapter 10</w:t>
+      </w:r>
+      <w:r>
+        <w:t xml:space="preserve"> </w:t>
+      </w:r>
+      <w:r>
+        <w:t xml:space="preserve">(enabling technologies and research infrastructures): distributed sensing, near-real-time detection, digital twins, multi-omics/AMR, process-informed AI, reference materials/interlab comparability, interoperable data infrastructure, and federated/privacy-preserving analytics — deliberately zero preprints among these eight, all peer-reviewed journal articles, per Chapter 10’s own evidence-discipline requirement; one ([64]) carries an unresolved internal author-list inconsistency (a duplicated surname), flagged rather than silently resolved. Total reference numbers issued: 68 ([1]–[67] plus [32b]); active/citable: 67 (68 minus the withdrawn [56]). See</w:t>
+      </w:r>
+      <w:r>
+        <w:t xml:space="preserve"> </w:t>
+      </w:r>
+      <w:r>
+        <w:rPr>
+          <w:rStyle w:val="VerbatimChar"/>
+        </w:rPr>
+        <w:t xml:space="preserve">WBE_Review_Ch8_Evidence_Freeze_Audit.md</w:t>
+      </w:r>
+      <w:r>
+        <w:t xml:space="preserve"> </w:t>
+      </w:r>
+      <w:r>
+        <w:t xml:space="preserve">for the full recomputed evidence-base breakdown.</w:t>
       </w:r>
     </w:p>
     <w:p>
@@ -3399,7 +3441,23 @@
         <w:t xml:space="preserve"> </w:t>
       </w:r>
       <w:r>
-        <w:t xml:space="preserve">⚠⚠ Demir, T., et al. [author list beyond the lead author corroborated by only a single, non-independently-repeated search result — see note below]. (2026, medRxiv preprint). A transparent EWMA-based early-warning index for RSV and influenza A from WastewaterSCAN wastewater signals, benchmarked against CDC laboratory surveillance.</w:t>
+        <w:t xml:space="preserve">⛔</w:t>
+      </w:r>
+      <w:r>
+        <w:t xml:space="preserve"> </w:t>
+      </w:r>
+      <w:r>
+        <w:rPr>
+          <w:bCs/>
+          <w:b/>
+        </w:rPr>
+        <w:t xml:space="preserve">WITHDRAWN — DO NOT CITE UNTIL METADATA RESOLVED.</w:t>
+      </w:r>
+      <w:r>
+        <w:t xml:space="preserve"> </w:t>
+      </w:r>
+      <w:r>
+        <w:t xml:space="preserve">[Demir, T., et al. — this byline is itself unconfirmed and should not be treated as settled]. (2026, medRxiv preprint). A transparent EWMA-based early-warning index for RSV and influenza A from WastewaterSCAN wastewater signals, benchmarked against CDC laboratory surveillance.</w:t>
       </w:r>
       <w:r>
         <w:t xml:space="preserve"> </w:t>
@@ -3425,7 +3483,49 @@
           <w:iCs/>
           <w:i/>
         </w:rPr>
-        <w:t xml:space="preserve">Non-peer-reviewed preprint. Evidence type: primary methodological study (statistical process control / early-warning method). Only the lead author’s affiliation (Ankara University, via a contact email surfaced in search results) is corroborated; a co-author name that appeared in one synthesized search result was not independently confirmed by any second source and is treated as unconfirmed rather than reported as fact — see the verification table and §9.9. Proposes an EWMA-based, variance-stabilized, site-normalized early-warning index prioritizing transparency/auditability over forecasting complexity — cited in §9.1–9.2 for this design philosophy and as a contrast case to [57]’s more formal event-detection framework.</w:t>
+        <w:t xml:space="preserve">Re-searched 2026-07-18 and still not resolved: only the possible lead author’s institutional affiliation (Ankara University, via a contact email surfaced in search results) is corroborated at all; a possible co-author’s name has appeared in every search attempt but always via the same underlying synthesized result, never independently corroborated by a second, separate source. This falls below this review’s minimum citation bar — weaker than any other source in this review, including the twelve</w:t>
+      </w:r>
+      <w:r>
+        <w:rPr>
+          <w:iCs/>
+          <w:i/>
+        </w:rPr>
+        <w:t xml:space="preserve"> </w:t>
+      </w:r>
+      <w:r>
+        <w:rPr>
+          <w:iCs/>
+          <w:i/>
+        </w:rPr>
+        <w:t xml:space="preserve">“</w:t>
+      </w:r>
+      <w:r>
+        <w:rPr>
+          <w:iCs/>
+          <w:i/>
+        </w:rPr>
+        <w:t xml:space="preserve">metadata incomplete</w:t>
+      </w:r>
+      <w:r>
+        <w:rPr>
+          <w:iCs/>
+          <w:i/>
+        </w:rPr>
+        <w:t xml:space="preserve">”</w:t>
+      </w:r>
+      <w:r>
+        <w:rPr>
+          <w:iCs/>
+          <w:i/>
+        </w:rPr>
+        <w:t xml:space="preserve"> </w:t>
+      </w:r>
+      <w:r>
+        <w:rPr>
+          <w:iCs/>
+          <w:i/>
+        </w:rPr>
+        <w:t xml:space="preserve">sources still actively cited elsewhere (compare [7] Han et al. or [19] Cha et al., both with an independently-confirmed lead author). Withdrawn from confident in-text citation and from Table 7 in the Chapter 9 consistency-audit round (2026-07-18); the underlying design idea (a transparent EWMA-based statistical-process-control early-warning approach) is retained in §9.1–9.2’s prose as a conceptual point, explicitly not attributed to this source as evidence. Do not re-cite this reference number until independent corroboration is obtained.</w:t>
       </w:r>
     </w:p>
     <w:p>
@@ -3443,7 +3543,7 @@
         <w:t xml:space="preserve"> </w:t>
       </w:r>
       <w:r>
-        <w:t xml:space="preserve">⚠ Link, N. B., Garrido, R., et al. [full author list beyond the two named authors not independently confirmed this session]. (2026, medRxiv preprint). Wastewater surveillance as an event detection system: Outbreak and peak detection of SARS-CoV-2 across 281 U.S. counties.</w:t>
+        <w:t xml:space="preserve">⚠ Link, N. B., Garrido, R., et al. [full author list beyond the two named authors not independently confirmed]. (2026, medRxiv preprint). Wastewater surveillance as an event detection system: Outbreak and peak detection of SARS-CoV-2 across 281 U.S. counties.</w:t>
       </w:r>
       <w:r>
         <w:t xml:space="preserve"> </w:t>
@@ -3469,7 +3569,49 @@
           <w:iCs/>
           <w:i/>
         </w:rPr>
-        <w:t xml:space="preserve">Non-peer-reviewed preprint (Network Science Institute, Northeastern University). Evidence type: primary methodological/modelling study. Classification-based event-detection framework (Bayesian exponential-growth model for outbreak detection; rule-based peak detection) evaluated on 281 U.S. counties’ wastewater SARS-CoV-2 data, reporting sensitivity 0.82/PPV 0.64 for the wastewater-based approach versus 0.58/0.19 for the best-performing</w:t>
+        <w:t xml:space="preserve">Non-peer-reviewed preprint (Network Science Institute, Northeastern University). Re-searched 2026-07-18: both named authors (Link as corresponding author, Garrido as co-author, both affiliated with Northeastern University’s Network Science Institute) independently corroborated across two separate search results — meeting this review’s ordinary</w:t>
+      </w:r>
+      <w:r>
+        <w:rPr>
+          <w:iCs/>
+          <w:i/>
+        </w:rPr>
+        <w:t xml:space="preserve"> </w:t>
+      </w:r>
+      <w:r>
+        <w:rPr>
+          <w:iCs/>
+          <w:i/>
+        </w:rPr>
+        <w:t xml:space="preserve">“</w:t>
+      </w:r>
+      <w:r>
+        <w:rPr>
+          <w:iCs/>
+          <w:i/>
+        </w:rPr>
+        <w:t xml:space="preserve">confirmed lead author(s), full list incomplete</w:t>
+      </w:r>
+      <w:r>
+        <w:rPr>
+          <w:iCs/>
+          <w:i/>
+        </w:rPr>
+        <w:t xml:space="preserve">”</w:t>
+      </w:r>
+      <w:r>
+        <w:rPr>
+          <w:iCs/>
+          <w:i/>
+        </w:rPr>
+        <w:t xml:space="preserve"> </w:t>
+      </w:r>
+      <w:r>
+        <w:rPr>
+          <w:iCs/>
+          <w:i/>
+        </w:rPr>
+        <w:t xml:space="preserve">citation bar, the same standard applied to [7] Han et al. and [19] Cha et al. Evidence type: primary methodological/modelling study. Classification-based event-detection framework (Bayesian exponential-growth model for outbreak detection; rule-based peak detection) evaluated on 281 U.S. counties’ wastewater SARS-CoV-2 data, reporting sensitivity 0.82/PPV 0.64 for the wastewater-based approach versus 0.58/0.19 for the best-performing</w:t>
       </w:r>
       <w:r>
         <w:rPr>
@@ -3583,7 +3725,629 @@
       </w:r>
     </w:p>
     <w:bookmarkEnd w:id="25"/>
-    <w:bookmarkStart w:id="26" w:name="Xa99ad1b407a5421cd2f2fadefc9d5bfacbfc062"/>
+    <w:bookmarkStart w:id="26" w:name="Xdf1cab7e3d5b762802aae2fc21146ffa19426e2"/>
+    <w:p>
+      <w:pPr>
+        <w:pStyle w:val="Heading2"/>
+      </w:pPr>
+      <w:r>
+        <w:t xml:space="preserve">New references for Chapter 10 (enabling technologies and research infrastructures, 2026-07-18)</w:t>
+      </w:r>
+    </w:p>
+    <w:p>
+      <w:pPr>
+        <w:pStyle w:val="FirstParagraph"/>
+      </w:pPr>
+      <w:r>
+        <w:rPr>
+          <w:bCs/>
+          <w:b/>
+        </w:rPr>
+        <w:t xml:space="preserve">[60]</w:t>
+      </w:r>
+      <w:r>
+        <w:t xml:space="preserve"> </w:t>
+      </w:r>
+      <w:r>
+        <w:t xml:space="preserve">Schang, C., Crosbie, N. D., Nolan, M., Poon, R., Wang, M., Jex, A., John, N., Baker, L., Scales, P., Schmidt, J., Thorley, B. R., Hill, K., Zamyadi, A., Tseng, C.-W., Henry, R., Kolotelo, P., Langeveld, J., Schilperoort, R., Shi, B., Einsiedel, S., Thomas, M., Black, J., Wilson, S., &amp; McCarthy, D. T. (2021). Passive sampling of SARS-CoV-2 for wastewater surveillance.</w:t>
+      </w:r>
+      <w:r>
+        <w:t xml:space="preserve"> </w:t>
+      </w:r>
+      <w:r>
+        <w:rPr>
+          <w:iCs/>
+          <w:i/>
+        </w:rPr>
+        <w:t xml:space="preserve">Environmental Science &amp; Technology</w:t>
+      </w:r>
+      <w:r>
+        <w:t xml:space="preserve">, 55(15), 10432–10441. https://doi.org/10.1021/acs.est.1c01530. PMID 34264643.</w:t>
+      </w:r>
+      <w:r>
+        <w:t xml:space="preserve"> </w:t>
+      </w:r>
+      <w:r>
+        <w:rPr>
+          <w:iCs/>
+          <w:i/>
+        </w:rPr>
+        <w:t xml:space="preserve">Evidence type: primary field/method-validation study. Full 23-author list confirmed via a dedicated re-search.</w:t>
+      </w:r>
+      <w:r>
+        <w:rPr>
+          <w:iCs/>
+          <w:i/>
+        </w:rPr>
+        <w:t xml:space="preserve"> </w:t>
+      </w:r>
+      <w:r>
+        <w:rPr>
+          <w:bCs/>
+          <w:b/>
+          <w:iCs/>
+          <w:i/>
+        </w:rPr>
+        <w:t xml:space="preserve">Citation-verification note</w:t>
+      </w:r>
+      <w:r>
+        <w:rPr>
+          <w:iCs/>
+          <w:i/>
+        </w:rPr>
+        <w:t xml:space="preserve">: an initial search summary attributed this paper to</w:t>
+      </w:r>
+      <w:r>
+        <w:rPr>
+          <w:iCs/>
+          <w:i/>
+        </w:rPr>
+        <w:t xml:space="preserve"> </w:t>
+      </w:r>
+      <w:r>
+        <w:rPr>
+          <w:iCs/>
+          <w:i/>
+        </w:rPr>
+        <w:t xml:space="preserve">“</w:t>
+      </w:r>
+      <w:r>
+        <w:rPr>
+          <w:iCs/>
+          <w:i/>
+        </w:rPr>
+        <w:t xml:space="preserve">Moore et al.,</w:t>
+      </w:r>
+      <w:r>
+        <w:rPr>
+          <w:iCs/>
+          <w:i/>
+        </w:rPr>
+        <w:t xml:space="preserve">”</w:t>
+      </w:r>
+      <w:r>
+        <w:rPr>
+          <w:iCs/>
+          <w:i/>
+        </w:rPr>
+        <w:t xml:space="preserve"> </w:t>
+      </w:r>
+      <w:r>
+        <w:rPr>
+          <w:iCs/>
+          <w:i/>
+        </w:rPr>
+        <w:t xml:space="preserve">which this review determined on closer inspection to be a citogenesis artifact — the</w:t>
+      </w:r>
+      <w:r>
+        <w:rPr>
+          <w:iCs/>
+          <w:i/>
+        </w:rPr>
+        <w:t xml:space="preserve"> </w:t>
+      </w:r>
+      <w:r>
+        <w:rPr>
+          <w:iCs/>
+          <w:i/>
+        </w:rPr>
+        <w:t xml:space="preserve">“</w:t>
+      </w:r>
+      <w:r>
+        <w:rPr>
+          <w:iCs/>
+          <w:i/>
+        </w:rPr>
+        <w:t xml:space="preserve">Moore swab</w:t>
+      </w:r>
+      <w:r>
+        <w:rPr>
+          <w:iCs/>
+          <w:i/>
+        </w:rPr>
+        <w:t xml:space="preserve">”</w:t>
+      </w:r>
+      <w:r>
+        <w:rPr>
+          <w:iCs/>
+          <w:i/>
+        </w:rPr>
+        <w:t xml:space="preserve"> </w:t>
+      </w:r>
+      <w:r>
+        <w:rPr>
+          <w:iCs/>
+          <w:i/>
+        </w:rPr>
+        <w:t xml:space="preserve">is a historically named passive-sampling method (unrelated to this paper’s author list), not this specific paper’s lead author; the correct, independently-confirmed first author is Schang. Documented here as an instance of exactly the search-engine-summary failure mode §2.3 warns about, caught before entering the main text. First evidence that passive samplers can detect SARS-CoV-2 in low-prevalence wastewater at lot/suburb/city spatial scales — cited in §10.1. Specific prevalence-detection-floor figures pending full-text confirmation.</w:t>
+      </w:r>
+    </w:p>
+    <w:p>
+      <w:pPr>
+        <w:pStyle w:val="BodyText"/>
+      </w:pPr>
+      <w:r>
+        <w:rPr>
+          <w:bCs/>
+          <w:b/>
+        </w:rPr>
+        <w:t xml:space="preserve">[61]</w:t>
+      </w:r>
+      <w:r>
+        <w:t xml:space="preserve"> </w:t>
+      </w:r>
+      <w:r>
+        <w:t xml:space="preserve">Bam, P. G., Rezaei, N., Roubanis, A., Austin, D., Austin, E., Tarroja, B., Takacs, I., Villez, K., &amp; Rosso, D. (2025). Digital twin applications in the water sector: A review.</w:t>
+      </w:r>
+      <w:r>
+        <w:t xml:space="preserve"> </w:t>
+      </w:r>
+      <w:r>
+        <w:rPr>
+          <w:iCs/>
+          <w:i/>
+        </w:rPr>
+        <w:t xml:space="preserve">Water</w:t>
+      </w:r>
+      <w:r>
+        <w:t xml:space="preserve">, 17(20), 2957. https://www.mdpi.com/2073-4441/17/20/2957.</w:t>
+      </w:r>
+      <w:r>
+        <w:t xml:space="preserve"> </w:t>
+      </w:r>
+      <w:r>
+        <w:rPr>
+          <w:iCs/>
+          <w:i/>
+        </w:rPr>
+        <w:t xml:space="preserve">Evidence type: systematic review / secondary evidence. Full 9-author list confirmed. Synthesizes 147 peer-reviewed studies (2015–2025) on digital-twin applications across the urban water cycle — cited in §10.3 for growth-trend and machine-learning-adoption findings and for identifying persistent validation gaps (membrane systems, low/middle-income-region applications). Specific machine-learning-adoption fraction (reported as</w:t>
+      </w:r>
+      <w:r>
+        <w:rPr>
+          <w:iCs/>
+          <w:i/>
+        </w:rPr>
+        <w:t xml:space="preserve"> </w:t>
+      </w:r>
+      <w:r>
+        <w:rPr>
+          <w:iCs/>
+          <w:i/>
+        </w:rPr>
+        <w:t xml:space="preserve">“</w:t>
+      </w:r>
+      <w:r>
+        <w:rPr>
+          <w:iCs/>
+          <w:i/>
+        </w:rPr>
+        <w:t xml:space="preserve">58 of 147</w:t>
+      </w:r>
+      <w:r>
+        <w:rPr>
+          <w:iCs/>
+          <w:i/>
+        </w:rPr>
+        <w:t xml:space="preserve">”</w:t>
+      </w:r>
+      <w:r>
+        <w:rPr>
+          <w:iCs/>
+          <w:i/>
+        </w:rPr>
+        <w:t xml:space="preserve">) pending full-text confirmation before being quoted as an exact figure.</w:t>
+      </w:r>
+    </w:p>
+    <w:p>
+      <w:pPr>
+        <w:pStyle w:val="BodyText"/>
+      </w:pPr>
+      <w:r>
+        <w:rPr>
+          <w:bCs/>
+          <w:b/>
+        </w:rPr>
+        <w:t xml:space="preserve">[62]</w:t>
+      </w:r>
+      <w:r>
+        <w:t xml:space="preserve"> </w:t>
+      </w:r>
+      <w:r>
+        <w:t xml:space="preserve">Sharma, V., Takamura, H., Biyani, M., &amp; Honda, R. (2024). Real-time on-site monitoring of viruses in wastewater using Nanotrap® particles and RICCA technologies.</w:t>
+      </w:r>
+      <w:r>
+        <w:t xml:space="preserve"> </w:t>
+      </w:r>
+      <w:r>
+        <w:rPr>
+          <w:iCs/>
+          <w:i/>
+        </w:rPr>
+        <w:t xml:space="preserve">Biosensors</w:t>
+      </w:r>
+      <w:r>
+        <w:t xml:space="preserve">, 14(3), 115. https://doi.org/10.3390/bios14030115.</w:t>
+      </w:r>
+      <w:r>
+        <w:t xml:space="preserve"> </w:t>
+      </w:r>
+      <w:r>
+        <w:rPr>
+          <w:iCs/>
+          <w:i/>
+        </w:rPr>
+        <w:t xml:space="preserve">Evidence type: primary laboratory/method-development study. Full 4-author list confirmed. Paper-based lateral-flow biosensor assay reporting sub-two-hour detection of heat-inactivated SARS-CoV-2 in wastewater under laboratory conditions — cited in §10.2 as a technology-readiness-level 1–2 (analytical proof-of-concept) example, explicitly not treated as field- or operationally-validated. Specific concentration/turnaround figures pending full-text confirmation.</w:t>
+      </w:r>
+    </w:p>
+    <w:p>
+      <w:pPr>
+        <w:pStyle w:val="BodyText"/>
+      </w:pPr>
+      <w:r>
+        <w:rPr>
+          <w:bCs/>
+          <w:b/>
+        </w:rPr>
+        <w:t xml:space="preserve">[63]</w:t>
+      </w:r>
+      <w:r>
+        <w:t xml:space="preserve"> </w:t>
+      </w:r>
+      <w:r>
+        <w:t xml:space="preserve">Pagsuyoin, S., Ng, C., Molejon, N., &amp; Luo, Y. (2025). Coupling wastewater-based epidemiology with data-driven machine learning for managing public health risks.</w:t>
+      </w:r>
+      <w:r>
+        <w:t xml:space="preserve"> </w:t>
+      </w:r>
+      <w:r>
+        <w:rPr>
+          <w:iCs/>
+          <w:i/>
+        </w:rPr>
+        <w:t xml:space="preserve">Risk Analysis</w:t>
+      </w:r>
+      <w:r>
+        <w:t xml:space="preserve">, 45, 2974–2982. https://doi.org/10.1111/risa.70075. PMID 40618783.</w:t>
+      </w:r>
+      <w:r>
+        <w:t xml:space="preserve"> </w:t>
+      </w:r>
+      <w:r>
+        <w:rPr>
+          <w:iCs/>
+          <w:i/>
+        </w:rPr>
+        <w:t xml:space="preserve">Evidence type: narrative/methodological review. Full 4-author list confirmed (University of Massachusetts Lowell). Surveys machine-learning applications to WBE data analytics for infectious-disease risk management — cited in §10.5 for its hybrid mechanistic-statistical framing. Specific model architectures/performance comparisons pending full-text confirmation.</w:t>
+      </w:r>
+    </w:p>
+    <w:p>
+      <w:pPr>
+        <w:pStyle w:val="BodyText"/>
+      </w:pPr>
+      <w:r>
+        <w:rPr>
+          <w:bCs/>
+          <w:b/>
+        </w:rPr>
+        <w:t xml:space="preserve">[64]</w:t>
+      </w:r>
+      <w:r>
+        <w:t xml:space="preserve"> </w:t>
+      </w:r>
+      <w:r>
+        <w:t xml:space="preserve">⚠ Keenum, I., Lin, N., Logan, A., Gushgari, A., D’Souza, N., Steele, J., Kaya, D., &amp; Gushgari, L. (2024). Optimizing wastewater surveillance: The necessity of standardized reporting and proficiency for public health.</w:t>
+      </w:r>
+      <w:r>
+        <w:t xml:space="preserve"> </w:t>
+      </w:r>
+      <w:r>
+        <w:rPr>
+          <w:iCs/>
+          <w:i/>
+        </w:rPr>
+        <w:t xml:space="preserve">American Journal of Public Health</w:t>
+      </w:r>
+      <w:r>
+        <w:t xml:space="preserve">, 114(9), 859–863. https://doi.org/10.2105/AJPH.2024.307760.</w:t>
+      </w:r>
+      <w:r>
+        <w:t xml:space="preserve"> </w:t>
+      </w:r>
+      <w:r>
+        <w:rPr>
+          <w:iCs/>
+          <w:i/>
+        </w:rPr>
+        <w:t xml:space="preserve">Evidence type: position paper / policy-methodological article, NIST-affiliated working group.</w:t>
+      </w:r>
+      <w:r>
+        <w:rPr>
+          <w:iCs/>
+          <w:i/>
+        </w:rPr>
+        <w:t xml:space="preserve"> </w:t>
+      </w:r>
+      <w:r>
+        <w:rPr>
+          <w:bCs/>
+          <w:b/>
+          <w:iCs/>
+          <w:i/>
+        </w:rPr>
+        <w:t xml:space="preserve">Author-list caution</w:t>
+      </w:r>
+      <w:r>
+        <w:rPr>
+          <w:iCs/>
+          <w:i/>
+        </w:rPr>
+        <w:t xml:space="preserve">: the retrieved author list contains</w:t>
+      </w:r>
+      <w:r>
+        <w:rPr>
+          <w:iCs/>
+          <w:i/>
+        </w:rPr>
+        <w:t xml:space="preserve"> </w:t>
+      </w:r>
+      <w:r>
+        <w:rPr>
+          <w:iCs/>
+          <w:i/>
+        </w:rPr>
+        <w:t xml:space="preserve">“</w:t>
+      </w:r>
+      <w:r>
+        <w:rPr>
+          <w:iCs/>
+          <w:i/>
+        </w:rPr>
+        <w:t xml:space="preserve">Gushgari</w:t>
+      </w:r>
+      <w:r>
+        <w:rPr>
+          <w:iCs/>
+          <w:i/>
+        </w:rPr>
+        <w:t xml:space="preserve">”</w:t>
+      </w:r>
+      <w:r>
+        <w:rPr>
+          <w:iCs/>
+          <w:i/>
+        </w:rPr>
+        <w:t xml:space="preserve"> </w:t>
+      </w:r>
+      <w:r>
+        <w:rPr>
+          <w:iCs/>
+          <w:i/>
+        </w:rPr>
+        <w:t xml:space="preserve">twice (as both a 4th author</w:t>
+      </w:r>
+      <w:r>
+        <w:rPr>
+          <w:iCs/>
+          <w:i/>
+        </w:rPr>
+        <w:t xml:space="preserve"> </w:t>
+      </w:r>
+      <w:r>
+        <w:rPr>
+          <w:iCs/>
+          <w:i/>
+        </w:rPr>
+        <w:t xml:space="preserve">“</w:t>
+      </w:r>
+      <w:r>
+        <w:rPr>
+          <w:iCs/>
+          <w:i/>
+        </w:rPr>
+        <w:t xml:space="preserve">A. Gushgari</w:t>
+      </w:r>
+      <w:r>
+        <w:rPr>
+          <w:iCs/>
+          <w:i/>
+        </w:rPr>
+        <w:t xml:space="preserve">”</w:t>
+      </w:r>
+      <w:r>
+        <w:rPr>
+          <w:iCs/>
+          <w:i/>
+        </w:rPr>
+        <w:t xml:space="preserve"> </w:t>
+      </w:r>
+      <w:r>
+        <w:rPr>
+          <w:iCs/>
+          <w:i/>
+        </w:rPr>
+        <w:t xml:space="preserve">and an 8th author</w:t>
+      </w:r>
+      <w:r>
+        <w:rPr>
+          <w:iCs/>
+          <w:i/>
+        </w:rPr>
+        <w:t xml:space="preserve"> </w:t>
+      </w:r>
+      <w:r>
+        <w:rPr>
+          <w:iCs/>
+          <w:i/>
+        </w:rPr>
+        <w:t xml:space="preserve">“</w:t>
+      </w:r>
+      <w:r>
+        <w:rPr>
+          <w:iCs/>
+          <w:i/>
+        </w:rPr>
+        <w:t xml:space="preserve">L. Gushgari</w:t>
+      </w:r>
+      <w:r>
+        <w:rPr>
+          <w:iCs/>
+          <w:i/>
+        </w:rPr>
+        <w:t xml:space="preserve">”</w:t>
+      </w:r>
+      <w:r>
+        <w:rPr>
+          <w:iCs/>
+          <w:i/>
+        </w:rPr>
+        <w:t xml:space="preserve">), an internal inconsistency not independently resolved this session — this may reflect two distinct co-authors sharing a surname or a search-summarization duplication error; treat this author list as unconfirmed pending a second independent check, following the same caution this review applied to the Miura/Kitajima/Omori [10] internal-inconsistency case in §2.3. Cited in §10.6 for its standardized-reporting/proficiency-testing argument, which is corroborated independently by the general existence of the cited NIST working group and EU harmonization initiatives named in the same search.</w:t>
+      </w:r>
+    </w:p>
+    <w:p>
+      <w:pPr>
+        <w:pStyle w:val="BodyText"/>
+      </w:pPr>
+      <w:r>
+        <w:rPr>
+          <w:bCs/>
+          <w:b/>
+        </w:rPr>
+        <w:t xml:space="preserve">[65]</w:t>
+      </w:r>
+      <w:r>
+        <w:t xml:space="preserve"> </w:t>
+      </w:r>
+      <w:r>
+        <w:t xml:space="preserve">Wang, Y.-Q., Wang, H.-C., Wang, W.-Z., Yang, H.-L., Chen, J.-J., Fan, Y.-X., Yin, W.-X., Lv, J.-Q., Luo, X.-Q., Zhou, X., &amp; Wang, A.-J. (2025). Federated machine learning enables risk management and privacy protection in water quality.</w:t>
+      </w:r>
+      <w:r>
+        <w:t xml:space="preserve"> </w:t>
+      </w:r>
+      <w:r>
+        <w:rPr>
+          <w:iCs/>
+          <w:i/>
+        </w:rPr>
+        <w:t xml:space="preserve">Environmental Science &amp; Technology</w:t>
+      </w:r>
+      <w:r>
+        <w:t xml:space="preserve">, 59(21), 10310–10322. https://doi.org/10.1021/acs.est.5c00369. PMID 40377254.</w:t>
+      </w:r>
+      <w:r>
+        <w:t xml:space="preserve"> </w:t>
+      </w:r>
+      <w:r>
+        <w:rPr>
+          <w:iCs/>
+          <w:i/>
+        </w:rPr>
+        <w:t xml:space="preserve">Evidence type: primary methodological/engineering study — water-quality application, NOT an epidemiological-surveillance study (scope distinction stated explicitly in-text, per this review’s established practice for non-WBE-specific general-methodology sources, e.g. [37]/[39] in Chapter 7). Full 11-author list confirmed. Federated-learning framework trained across six wastewater treatment plants (2018–2024) exchanging only model parameters, not raw data — cited in §10.8 as a technical demonstration of the general federated-analysis mechanism, explicitly not as WBE-specific validation. Specific privacy-guarantee formalism and performance-vs-centralized comparison pending full-text confirmation.</w:t>
+      </w:r>
+    </w:p>
+    <w:p>
+      <w:pPr>
+        <w:pStyle w:val="BodyText"/>
+      </w:pPr>
+      <w:r>
+        <w:rPr>
+          <w:bCs/>
+          <w:b/>
+        </w:rPr>
+        <w:t xml:space="preserve">[66]</w:t>
+      </w:r>
+      <w:r>
+        <w:t xml:space="preserve"> </w:t>
+      </w:r>
+      <w:r>
+        <w:t xml:space="preserve">Therrien, J.-D., Thomson, M., Sion, E.-S., Lee, I., Maere, T., Nicolaï, N., Manuel, D. G., &amp; Vanrolleghem, P. A. (2026). Expanding the PHES-ODM: A comprehensive, open-source data model for the future of wastewater-based epidemiology.</w:t>
+      </w:r>
+      <w:r>
+        <w:t xml:space="preserve"> </w:t>
+      </w:r>
+      <w:r>
+        <w:rPr>
+          <w:iCs/>
+          <w:i/>
+        </w:rPr>
+        <w:t xml:space="preserve">Microorganisms</w:t>
+      </w:r>
+      <w:r>
+        <w:t xml:space="preserve">, 14(6), 1267. https://www.mdpi.com/2076-2607/14/6/1267.</w:t>
+      </w:r>
+      <w:r>
+        <w:t xml:space="preserve"> </w:t>
+      </w:r>
+      <w:r>
+        <w:rPr>
+          <w:iCs/>
+          <w:i/>
+        </w:rPr>
+        <w:t xml:space="preserve">Evidence type: primary methodological/infrastructure study. Full 8-author list confirmed. Describes version 3 of the Public Health and Environmental Surveillance Open Data Model (PHES-ODM), a FAIR-aligned relational data model for wastewater/environmental surveillance metadata — cited in §10.7 for interoperability requirements. Specific adoption count and list of adopting national programs pending full-text confirmation.</w:t>
+      </w:r>
+    </w:p>
+    <w:p>
+      <w:pPr>
+        <w:pStyle w:val="BodyText"/>
+      </w:pPr>
+      <w:r>
+        <w:rPr>
+          <w:bCs/>
+          <w:b/>
+        </w:rPr>
+        <w:t xml:space="preserve">[67]</w:t>
+      </w:r>
+      <w:r>
+        <w:t xml:space="preserve"> </w:t>
+      </w:r>
+      <w:r>
+        <w:t xml:space="preserve">Malcom, H. B., &amp; Bowes, D. A. (2025). Use of wastewater to monitor antimicrobial resistance trends in communities and implications for wastewater-based epidemiology: A review of the recent literature.</w:t>
+      </w:r>
+      <w:r>
+        <w:t xml:space="preserve"> </w:t>
+      </w:r>
+      <w:r>
+        <w:rPr>
+          <w:iCs/>
+          <w:i/>
+        </w:rPr>
+        <w:t xml:space="preserve">Microorganisms</w:t>
+      </w:r>
+      <w:r>
+        <w:t xml:space="preserve">. https://doi.org/10.3390/microorganisms13092073.</w:t>
+      </w:r>
+      <w:r>
+        <w:t xml:space="preserve"> </w:t>
+      </w:r>
+      <w:r>
+        <w:rPr>
+          <w:iCs/>
+          <w:i/>
+        </w:rPr>
+        <w:t xml:space="preserve">Evidence type: narrative review. Full 2-author list confirmed (University of South Carolina, Department of Environmental Health Sciences). Reviews 29 papers on WBE-based AMR surveillance methodology — cited in §10.4 for method-family taxonomy and the human-vs-hospital-effluent AMR signal distinction. Specific taxon-prevalence percentages pending full-text confirmation.</w:t>
+      </w:r>
+    </w:p>
+    <w:bookmarkEnd w:id="26"/>
+    <w:bookmarkStart w:id="27" w:name="Xa99ad1b407a5421cd2f2fadefc9d5bfacbfc062"/>
     <w:p>
       <w:pPr>
         <w:pStyle w:val="Heading2"/>
@@ -3648,8 +4412,8 @@
         <w:t xml:space="preserve">This is now the single highest-priority item to resolve with database access, since §5 is exactly the chapter it would inform, and its absence is a real gap in the sampling/analytical evidence base as currently drafted, not just a hypothetical future one.</w:t>
       </w:r>
     </w:p>
-    <w:bookmarkEnd w:id="26"/>
-    <w:bookmarkStart w:id="27" w:name="Xb48db8880eed192e1e3f30d0e1ddcaf68ce1666"/>
+    <w:bookmarkEnd w:id="27"/>
+    <w:bookmarkStart w:id="28" w:name="Xb48db8880eed192e1e3f30d0e1ddcaf68ce1666"/>
     <w:p>
       <w:pPr>
         <w:pStyle w:val="Heading2"/>
@@ -3898,8 +4662,8 @@
         <w:t xml:space="preserve">. Cited in §9.6.</w:t>
       </w:r>
     </w:p>
-    <w:bookmarkEnd w:id="27"/>
     <w:bookmarkEnd w:id="28"/>
+    <w:bookmarkEnd w:id="29"/>
     <w:sectPr>
       <w:pgSz w:h="15840" w:w="12240"/>
       <w:pgMar w:bottom="1008" w:left="864" w:right="864" w:top="1008"/>

--- a/wbe-review/WBE_Review_References.docx
+++ b/wbe-review/WBE_Review_References.docx
@@ -3910,7 +3910,7 @@
         <w:t xml:space="preserve">Water</w:t>
       </w:r>
       <w:r>
-        <w:t xml:space="preserve">, 17(20), 2957. https://www.mdpi.com/2073-4441/17/20/2957.</w:t>
+        <w:t xml:space="preserve">, 17(20), 2957. https://www.mdpi.com/2073-4441/17/20/2957. DOI not independently confirmed this session; the MDPI page URL is cited directly instead, consistent with the hedge convention used for [35], [38], and [46].</w:t>
       </w:r>
       <w:r>
         <w:t xml:space="preserve"> </w:t>
